--- a/docs/pitch/FineX — Implementation Methodology.docx
+++ b/docs/pitch/FineX — Implementation Methodology.docx
@@ -1805,7 +1805,7 @@
           <w:sz w:val="21"/>
           <w:szCs w:val="21"/>
         </w:rPr>
-        <w:t>Stating this is part of the method, not an apology — each has a plan: cross-chain tracing, NCRP/SAHYOG integration, machine-learning risk scores, indexing at scale, and a mixer list (no citable public source, so the file is empty and says so).</w:t>
+        <w:t>Stating this is part of the method, not an apology — each has a plan: cross-chain tracing (an address on another chain is screened against OFAC, not traced), NCRP/SAHYOG integration, machine-learning risk scores, indexing at scale, and a mixer list (no citable public source, so the file is empty and says so).</w:t>
       </w:r>
     </w:p>
     <w:sectPr>
